--- a/Terv/NHF1_terv.docx
+++ b/Terv/NHF1_terv.docx
@@ -2751,18 +2751,18 @@
           <w:smallCaps/>
         </w:rPr>
         <w:drawing>
-          <wp:anchor distT="0" distB="0" distL="114300" distR="114300" simplePos="0" relativeHeight="251658240" behindDoc="0" locked="0" layoutInCell="1" allowOverlap="1" wp14:anchorId="4BF59DF3" wp14:editId="359D57E4">
+          <wp:anchor distT="0" distB="0" distL="114300" distR="114300" simplePos="0" relativeHeight="251658240" behindDoc="0" locked="0" layoutInCell="1" allowOverlap="1" wp14:anchorId="4F425071" wp14:editId="53917266">
             <wp:simplePos x="0" y="0"/>
             <wp:positionH relativeFrom="column">
-              <wp:posOffset>-595630</wp:posOffset>
+              <wp:posOffset>71120</wp:posOffset>
             </wp:positionH>
             <wp:positionV relativeFrom="paragraph">
-              <wp:posOffset>357505</wp:posOffset>
+              <wp:posOffset>265430</wp:posOffset>
             </wp:positionV>
-            <wp:extent cx="7026910" cy="2952750"/>
-            <wp:effectExtent l="0" t="0" r="2540" b="0"/>
-            <wp:wrapSquare wrapText="bothSides"/>
-            <wp:docPr id="558790580" name="Ábra 1"/>
+            <wp:extent cx="5759450" cy="3099435"/>
+            <wp:effectExtent l="0" t="0" r="0" b="5715"/>
+            <wp:wrapTopAndBottom/>
+            <wp:docPr id="920156048" name="Ábra 1"/>
             <wp:cNvGraphicFramePr>
               <a:graphicFrameLocks xmlns:a="http://schemas.openxmlformats.org/drawingml/2006/main" noChangeAspect="1"/>
             </wp:cNvGraphicFramePr>
@@ -2770,7 +2770,7 @@
               <a:graphicData uri="http://schemas.openxmlformats.org/drawingml/2006/picture">
                 <pic:pic xmlns:pic="http://schemas.openxmlformats.org/drawingml/2006/picture">
                   <pic:nvPicPr>
-                    <pic:cNvPr id="558790580" name=""/>
+                    <pic:cNvPr id="920156048" name=""/>
                     <pic:cNvPicPr/>
                   </pic:nvPicPr>
                   <pic:blipFill>
@@ -2788,7 +2788,7 @@
                   <pic:spPr>
                     <a:xfrm>
                       <a:off x="0" y="0"/>
-                      <a:ext cx="7026910" cy="2952750"/>
+                      <a:ext cx="5759450" cy="3099435"/>
                     </a:xfrm>
                     <a:prstGeom prst="rect">
                       <a:avLst/>
@@ -2797,12 +2797,6 @@
                 </pic:pic>
               </a:graphicData>
             </a:graphic>
-            <wp14:sizeRelH relativeFrom="margin">
-              <wp14:pctWidth>0</wp14:pctWidth>
-            </wp14:sizeRelH>
-            <wp14:sizeRelV relativeFrom="margin">
-              <wp14:pctHeight>0</wp14:pctHeight>
-            </wp14:sizeRelV>
           </wp:anchor>
         </w:drawing>
       </w:r>
@@ -2914,13 +2908,7 @@
       </w:r>
       <w:proofErr w:type="spellEnd"/>
       <w:r>
-        <w:t xml:space="preserve">. </w:t>
-      </w:r>
-      <w:r>
-        <w:t>A</w:t>
-      </w:r>
-      <w:r>
-        <w:t xml:space="preserve"> fájl minden sorának legelső karaktere egy típusazonosító betű. Az algoritmus ezt a betűt beolvasva elágazik, dinamikusan lefoglalja a megfelelő memóriaterületet a származtatott osztálynak, majd a mutatót az ősosztály típusú heterogén tömbbe fűzi.</w:t>
+        <w:t>. A fájl minden sorának legelső karaktere egy típusazonosító betű. Az algoritmus ezt a betűt beolvasva elágazik, dinamikusan lefoglalja a megfelelő memóriaterületet a származtatott osztálynak, majd a mutatót az ősosztály típusú heterogén tömbbe fűzi.</w:t>
       </w:r>
     </w:p>
     <w:sectPr>
@@ -4634,11 +4622,15 @@
   </w:style>
   <w:style w:type="character" w:default="1" w:styleId="Bekezdsalapbettpusa">
     <w:name w:val="Default Paragraph Font"/>
+    <w:uiPriority w:val="1"/>
     <w:semiHidden/>
+    <w:unhideWhenUsed/>
   </w:style>
   <w:style w:type="table" w:default="1" w:styleId="Normltblzat">
     <w:name w:val="Normal Table"/>
+    <w:uiPriority w:val="99"/>
     <w:semiHidden/>
+    <w:unhideWhenUsed/>
     <w:tblPr>
       <w:tblInd w:w="0" w:type="dxa"/>
       <w:tblCellMar>
@@ -4651,7 +4643,9 @@
   </w:style>
   <w:style w:type="numbering" w:default="1" w:styleId="Nemlista">
     <w:name w:val="No List"/>
+    <w:uiPriority w:val="99"/>
     <w:semiHidden/>
+    <w:unhideWhenUsed/>
   </w:style>
   <w:style w:type="paragraph" w:styleId="HTML-kntformzott">
     <w:name w:val="HTML Preformatted"/>
